--- a/oss lab.2.docx
+++ b/oss lab.2.docx
@@ -241,6 +241,7 @@
       </w:pPr>
       <w:r>
         <w:rPr>
+          <w:noProof/>
           <w:lang w:val="en-US"/>
         </w:rPr>
         <w:lastRenderedPageBreak/>
@@ -289,6 +290,7 @@
       </w:pPr>
       <w:r>
         <w:rPr>
+          <w:noProof/>
           <w:lang w:val="en-US"/>
         </w:rPr>
         <w:drawing>
@@ -365,10 +367,10 @@
           <w:lang w:val="en-US"/>
         </w:rPr>
         <w:drawing>
-          <wp:inline distT="0" distB="0" distL="0" distR="0" wp14:anchorId="2776AA60" wp14:editId="0E72E6F7">
-            <wp:extent cx="5425910" cy="1120237"/>
-            <wp:effectExtent l="0" t="0" r="3810" b="3810"/>
-            <wp:docPr id="2097960338" name="Picture 1"/>
+          <wp:inline distT="0" distB="0" distL="0" distR="0" wp14:anchorId="5239BC00" wp14:editId="0BEE20F9">
+            <wp:extent cx="4724809" cy="1379340"/>
+            <wp:effectExtent l="0" t="0" r="0" b="0"/>
+            <wp:docPr id="2134549198" name="Picture 1"/>
             <wp:cNvGraphicFramePr>
               <a:graphicFrameLocks xmlns:a="http://schemas.openxmlformats.org/drawingml/2006/main" noChangeAspect="1"/>
             </wp:cNvGraphicFramePr>
@@ -376,7 +378,7 @@
               <a:graphicData uri="http://schemas.openxmlformats.org/drawingml/2006/picture">
                 <pic:pic xmlns:pic="http://schemas.openxmlformats.org/drawingml/2006/picture">
                   <pic:nvPicPr>
-                    <pic:cNvPr id="2097960338" name=""/>
+                    <pic:cNvPr id="2134549198" name=""/>
                     <pic:cNvPicPr/>
                   </pic:nvPicPr>
                   <pic:blipFill>
@@ -388,7 +390,7 @@
                   <pic:spPr>
                     <a:xfrm>
                       <a:off x="0" y="0"/>
-                      <a:ext cx="5425910" cy="1120237"/>
+                      <a:ext cx="4724809" cy="1379340"/>
                     </a:xfrm>
                     <a:prstGeom prst="rect">
                       <a:avLst/>
@@ -409,6 +411,7 @@
       </w:pPr>
       <w:r>
         <w:rPr>
+          <w:noProof/>
           <w:lang w:val="en-US"/>
         </w:rPr>
         <w:drawing>
@@ -436,6 +439,322 @@
                     <a:xfrm>
                       <a:off x="0" y="0"/>
                       <a:ext cx="2834886" cy="2232853"/>
+                    </a:xfrm>
+                    <a:prstGeom prst="rect">
+                      <a:avLst/>
+                    </a:prstGeom>
+                  </pic:spPr>
+                </pic:pic>
+              </a:graphicData>
+            </a:graphic>
+          </wp:inline>
+        </w:drawing>
+      </w:r>
+    </w:p>
+    <w:p>
+      <w:pPr>
+        <w:rPr>
+          <w:lang w:val="en-US"/>
+        </w:rPr>
+      </w:pPr>
+      <w:r>
+        <w:rPr>
+          <w:lang w:val="en-US"/>
+        </w:rPr>
+        <w:t>5.EXPERIMENT</w:t>
+      </w:r>
+    </w:p>
+    <w:p>
+      <w:pPr>
+        <w:rPr>
+          <w:lang w:val="en-US"/>
+        </w:rPr>
+      </w:pPr>
+      <w:r>
+        <w:rPr>
+          <w:lang w:val="en-US"/>
+        </w:rPr>
+        <w:lastRenderedPageBreak/>
+        <w:drawing>
+          <wp:inline distT="0" distB="0" distL="0" distR="0" wp14:anchorId="0C8D308D" wp14:editId="1F8C5A35">
+            <wp:extent cx="4968671" cy="1501270"/>
+            <wp:effectExtent l="0" t="0" r="3810" b="3810"/>
+            <wp:docPr id="1218442898" name="Picture 1"/>
+            <wp:cNvGraphicFramePr>
+              <a:graphicFrameLocks xmlns:a="http://schemas.openxmlformats.org/drawingml/2006/main" noChangeAspect="1"/>
+            </wp:cNvGraphicFramePr>
+            <a:graphic xmlns:a="http://schemas.openxmlformats.org/drawingml/2006/main">
+              <a:graphicData uri="http://schemas.openxmlformats.org/drawingml/2006/picture">
+                <pic:pic xmlns:pic="http://schemas.openxmlformats.org/drawingml/2006/picture">
+                  <pic:nvPicPr>
+                    <pic:cNvPr id="1218442898" name=""/>
+                    <pic:cNvPicPr/>
+                  </pic:nvPicPr>
+                  <pic:blipFill>
+                    <a:blip r:embed="rId12"/>
+                    <a:stretch>
+                      <a:fillRect/>
+                    </a:stretch>
+                  </pic:blipFill>
+                  <pic:spPr>
+                    <a:xfrm>
+                      <a:off x="0" y="0"/>
+                      <a:ext cx="4968671" cy="1501270"/>
+                    </a:xfrm>
+                    <a:prstGeom prst="rect">
+                      <a:avLst/>
+                    </a:prstGeom>
+                  </pic:spPr>
+                </pic:pic>
+              </a:graphicData>
+            </a:graphic>
+          </wp:inline>
+        </w:drawing>
+      </w:r>
+    </w:p>
+    <w:p>
+      <w:pPr>
+        <w:rPr>
+          <w:lang w:val="en-US"/>
+        </w:rPr>
+      </w:pPr>
+      <w:r>
+        <w:rPr>
+          <w:lang w:val="en-US"/>
+        </w:rPr>
+        <w:drawing>
+          <wp:inline distT="0" distB="0" distL="0" distR="0" wp14:anchorId="2ED6C6ED" wp14:editId="009A49FE">
+            <wp:extent cx="3368332" cy="3223539"/>
+            <wp:effectExtent l="0" t="0" r="3810" b="0"/>
+            <wp:docPr id="260636559" name="Picture 1"/>
+            <wp:cNvGraphicFramePr>
+              <a:graphicFrameLocks xmlns:a="http://schemas.openxmlformats.org/drawingml/2006/main" noChangeAspect="1"/>
+            </wp:cNvGraphicFramePr>
+            <a:graphic xmlns:a="http://schemas.openxmlformats.org/drawingml/2006/main">
+              <a:graphicData uri="http://schemas.openxmlformats.org/drawingml/2006/picture">
+                <pic:pic xmlns:pic="http://schemas.openxmlformats.org/drawingml/2006/picture">
+                  <pic:nvPicPr>
+                    <pic:cNvPr id="260636559" name=""/>
+                    <pic:cNvPicPr/>
+                  </pic:nvPicPr>
+                  <pic:blipFill>
+                    <a:blip r:embed="rId13"/>
+                    <a:stretch>
+                      <a:fillRect/>
+                    </a:stretch>
+                  </pic:blipFill>
+                  <pic:spPr>
+                    <a:xfrm>
+                      <a:off x="0" y="0"/>
+                      <a:ext cx="3368332" cy="3223539"/>
+                    </a:xfrm>
+                    <a:prstGeom prst="rect">
+                      <a:avLst/>
+                    </a:prstGeom>
+                  </pic:spPr>
+                </pic:pic>
+              </a:graphicData>
+            </a:graphic>
+          </wp:inline>
+        </w:drawing>
+      </w:r>
+    </w:p>
+    <w:p>
+      <w:pPr>
+        <w:rPr>
+          <w:lang w:val="en-US"/>
+        </w:rPr>
+      </w:pPr>
+      <w:r>
+        <w:rPr>
+          <w:lang w:val="en-US"/>
+        </w:rPr>
+        <w:t>6.EXPERIMENT</w:t>
+      </w:r>
+    </w:p>
+    <w:p>
+      <w:pPr>
+        <w:rPr>
+          <w:lang w:val="en-US"/>
+        </w:rPr>
+      </w:pPr>
+      <w:r>
+        <w:rPr>
+          <w:lang w:val="en-US"/>
+        </w:rPr>
+        <w:drawing>
+          <wp:inline distT="0" distB="0" distL="0" distR="0" wp14:anchorId="516B9AB2" wp14:editId="281A7C2D">
+            <wp:extent cx="4023709" cy="3398815"/>
+            <wp:effectExtent l="0" t="0" r="0" b="0"/>
+            <wp:docPr id="1186852016" name="Picture 1"/>
+            <wp:cNvGraphicFramePr>
+              <a:graphicFrameLocks xmlns:a="http://schemas.openxmlformats.org/drawingml/2006/main" noChangeAspect="1"/>
+            </wp:cNvGraphicFramePr>
+            <a:graphic xmlns:a="http://schemas.openxmlformats.org/drawingml/2006/main">
+              <a:graphicData uri="http://schemas.openxmlformats.org/drawingml/2006/picture">
+                <pic:pic xmlns:pic="http://schemas.openxmlformats.org/drawingml/2006/picture">
+                  <pic:nvPicPr>
+                    <pic:cNvPr id="1186852016" name=""/>
+                    <pic:cNvPicPr/>
+                  </pic:nvPicPr>
+                  <pic:blipFill>
+                    <a:blip r:embed="rId14"/>
+                    <a:stretch>
+                      <a:fillRect/>
+                    </a:stretch>
+                  </pic:blipFill>
+                  <pic:spPr>
+                    <a:xfrm>
+                      <a:off x="0" y="0"/>
+                      <a:ext cx="4023709" cy="3398815"/>
+                    </a:xfrm>
+                    <a:prstGeom prst="rect">
+                      <a:avLst/>
+                    </a:prstGeom>
+                  </pic:spPr>
+                </pic:pic>
+              </a:graphicData>
+            </a:graphic>
+          </wp:inline>
+        </w:drawing>
+      </w:r>
+    </w:p>
+    <w:p>
+      <w:pPr>
+        <w:rPr>
+          <w:lang w:val="en-US"/>
+        </w:rPr>
+      </w:pPr>
+      <w:r>
+        <w:rPr>
+          <w:lang w:val="en-US"/>
+        </w:rPr>
+        <w:lastRenderedPageBreak/>
+        <w:drawing>
+          <wp:inline distT="0" distB="0" distL="0" distR="0" wp14:anchorId="09F2D157" wp14:editId="3D833887">
+            <wp:extent cx="5731510" cy="1165860"/>
+            <wp:effectExtent l="0" t="0" r="2540" b="0"/>
+            <wp:docPr id="661482318" name="Picture 1"/>
+            <wp:cNvGraphicFramePr>
+              <a:graphicFrameLocks xmlns:a="http://schemas.openxmlformats.org/drawingml/2006/main" noChangeAspect="1"/>
+            </wp:cNvGraphicFramePr>
+            <a:graphic xmlns:a="http://schemas.openxmlformats.org/drawingml/2006/main">
+              <a:graphicData uri="http://schemas.openxmlformats.org/drawingml/2006/picture">
+                <pic:pic xmlns:pic="http://schemas.openxmlformats.org/drawingml/2006/picture">
+                  <pic:nvPicPr>
+                    <pic:cNvPr id="661482318" name=""/>
+                    <pic:cNvPicPr/>
+                  </pic:nvPicPr>
+                  <pic:blipFill>
+                    <a:blip r:embed="rId15"/>
+                    <a:stretch>
+                      <a:fillRect/>
+                    </a:stretch>
+                  </pic:blipFill>
+                  <pic:spPr>
+                    <a:xfrm>
+                      <a:off x="0" y="0"/>
+                      <a:ext cx="5731510" cy="1165860"/>
+                    </a:xfrm>
+                    <a:prstGeom prst="rect">
+                      <a:avLst/>
+                    </a:prstGeom>
+                  </pic:spPr>
+                </pic:pic>
+              </a:graphicData>
+            </a:graphic>
+          </wp:inline>
+        </w:drawing>
+      </w:r>
+      <w:r>
+        <w:rPr>
+          <w:lang w:val="en-US"/>
+        </w:rPr>
+        <w:t>7.EXPERIMENT</w:t>
+      </w:r>
+    </w:p>
+    <w:p>
+      <w:pPr>
+        <w:rPr>
+          <w:lang w:val="en-US"/>
+        </w:rPr>
+      </w:pPr>
+      <w:r>
+        <w:rPr>
+          <w:lang w:val="en-US"/>
+        </w:rPr>
+        <w:drawing>
+          <wp:inline distT="0" distB="0" distL="0" distR="0" wp14:anchorId="2466E1D1" wp14:editId="19F1E2B3">
+            <wp:extent cx="4892464" cy="784928"/>
+            <wp:effectExtent l="0" t="0" r="3810" b="0"/>
+            <wp:docPr id="139067825" name="Picture 1"/>
+            <wp:cNvGraphicFramePr>
+              <a:graphicFrameLocks xmlns:a="http://schemas.openxmlformats.org/drawingml/2006/main" noChangeAspect="1"/>
+            </wp:cNvGraphicFramePr>
+            <a:graphic xmlns:a="http://schemas.openxmlformats.org/drawingml/2006/main">
+              <a:graphicData uri="http://schemas.openxmlformats.org/drawingml/2006/picture">
+                <pic:pic xmlns:pic="http://schemas.openxmlformats.org/drawingml/2006/picture">
+                  <pic:nvPicPr>
+                    <pic:cNvPr id="139067825" name=""/>
+                    <pic:cNvPicPr/>
+                  </pic:nvPicPr>
+                  <pic:blipFill>
+                    <a:blip r:embed="rId16"/>
+                    <a:stretch>
+                      <a:fillRect/>
+                    </a:stretch>
+                  </pic:blipFill>
+                  <pic:spPr>
+                    <a:xfrm>
+                      <a:off x="0" y="0"/>
+                      <a:ext cx="4892464" cy="784928"/>
+                    </a:xfrm>
+                    <a:prstGeom prst="rect">
+                      <a:avLst/>
+                    </a:prstGeom>
+                  </pic:spPr>
+                </pic:pic>
+              </a:graphicData>
+            </a:graphic>
+          </wp:inline>
+        </w:drawing>
+      </w:r>
+    </w:p>
+    <w:p>
+      <w:pPr>
+        <w:rPr>
+          <w:lang w:val="en-US"/>
+        </w:rPr>
+      </w:pPr>
+      <w:r>
+        <w:rPr>
+          <w:lang w:val="en-US"/>
+        </w:rPr>
+        <w:drawing>
+          <wp:inline distT="0" distB="0" distL="0" distR="0" wp14:anchorId="1F03574B" wp14:editId="5E389CCE">
+            <wp:extent cx="3939881" cy="4115157"/>
+            <wp:effectExtent l="0" t="0" r="3810" b="0"/>
+            <wp:docPr id="1746062891" name="Picture 1"/>
+            <wp:cNvGraphicFramePr>
+              <a:graphicFrameLocks xmlns:a="http://schemas.openxmlformats.org/drawingml/2006/main" noChangeAspect="1"/>
+            </wp:cNvGraphicFramePr>
+            <a:graphic xmlns:a="http://schemas.openxmlformats.org/drawingml/2006/main">
+              <a:graphicData uri="http://schemas.openxmlformats.org/drawingml/2006/picture">
+                <pic:pic xmlns:pic="http://schemas.openxmlformats.org/drawingml/2006/picture">
+                  <pic:nvPicPr>
+                    <pic:cNvPr id="1746062891" name=""/>
+                    <pic:cNvPicPr/>
+                  </pic:nvPicPr>
+                  <pic:blipFill>
+                    <a:blip r:embed="rId17"/>
+                    <a:stretch>
+                      <a:fillRect/>
+                    </a:stretch>
+                  </pic:blipFill>
+                  <pic:spPr>
+                    <a:xfrm>
+                      <a:off x="0" y="0"/>
+                      <a:ext cx="3939881" cy="4115157"/>
                     </a:xfrm>
                     <a:prstGeom prst="rect">
                       <a:avLst/>
